--- a/paper/word/Response_to_Reviewers_Template.docx
+++ b/paper/word/Response_to_Reviewers_Template.docx
@@ -122,7 +122,13 @@
         <w:t xml:space="preserve"> </w:t>
       </w:r>
       <w:r>
-        <w:t xml:space="preserve">perturbations (Fig. 9): on full-bus data the AUROC stays within 0.84–0.95 and severe-stage AUROC</w:t>
+        <w:t xml:space="preserve">perturbations (Section VI-H, Fig. 9; Supplement S6): on full-bus data the AUROC stays within</w:t>
+      </w:r>
+      <w:r>
+        <w:t xml:space="preserve"> </w:t>
+      </w:r>
+      <w:r>
+        <w:t xml:space="preserve">0.84–0.95 and severe-stage AUROC</w:t>
       </w:r>
       <w:r>
         <w:t xml:space="preserve"> </w:t>
@@ -155,25 +161,31 @@
         <w:t xml:space="preserve"> </w:t>
       </w:r>
       <w:r>
-        <w:t xml:space="preserve">fault process (bursty Markov chatter with an</w:t>
-      </w:r>
-      <w:r>
-        <w:t xml:space="preserve"> </w:t>
-      </w:r>
-      <w:r>
-        <w:t xml:space="preserve">energy-based brown-out criterion; Supplement S8): trained on the nominal model, ECTA reaches 0.856</w:t>
-      </w:r>
-      <w:r>
-        <w:t xml:space="preserve"> </w:t>
-      </w:r>
-      <w:r>
-        <w:t xml:space="preserve">on full-bus data (severe 0.999). (iv) The analytical observability law (Section VI-C), which</w:t>
-      </w:r>
-      <w:r>
-        <w:t xml:space="preserve"> </w:t>
-      </w:r>
-      <w:r>
-        <w:t xml:space="preserve">involves no classifier, predicts the measured detectability (Spearman 0.93).</w:t>
+        <w:t xml:space="preserve">fault process</w:t>
+      </w:r>
+      <w:r>
+        <w:t xml:space="preserve"> </w:t>
+      </w:r>
+      <w:r>
+        <w:t xml:space="preserve">(bursty Markov chatter with an energy-based brown-out criterion; Section VI-I, Supplement S8):</w:t>
+      </w:r>
+      <w:r>
+        <w:t xml:space="preserve"> </w:t>
+      </w:r>
+      <w:r>
+        <w:t xml:space="preserve">trained only on the nominal model, ECTA reaches 0.856 on full-bus data (moderate 0.848, severe</w:t>
+      </w:r>
+      <w:r>
+        <w:t xml:space="preserve"> </w:t>
+      </w:r>
+      <w:r>
+        <w:t xml:space="preserve">0.999), 0.779 on the polling corpus and 0.813 on VED. (iv) The analytical observability law</w:t>
+      </w:r>
+      <w:r>
+        <w:t xml:space="preserve"> </w:t>
+      </w:r>
+      <w:r>
+        <w:t xml:space="preserve">(Section VI-C), which involves no classifier, predicts the measured detectability (Spearman 0.93).</w:t>
       </w:r>
     </w:p>
     <w:p>
@@ -228,13 +240,19 @@
         <w:t xml:space="preserve">Response.</w:t>
       </w:r>
       <w:r>
-        <w:t xml:space="preserve"> A Transformer encoder baseline is reported in Supplement S10 for all four corpora; it does</w:t>
-      </w:r>
-      <w:r>
-        <w:t xml:space="preserve"> </w:t>
-      </w:r>
-      <w:r>
-        <w:t xml:space="preserve">not close the gap to ECTA on unseen vehicles.</w:t>
+        <w:t xml:space="preserve"> A Transformer encoder baseline is now reported for all four corpora (Section VI-I,</w:t>
+      </w:r>
+      <w:r>
+        <w:t xml:space="preserve"> </w:t>
+      </w:r>
+      <w:r>
+        <w:t xml:space="preserve">Supplement S10). On unseen vehicles it reaches 0.641 (full-bus), 0.665 (sampling), 0.665 (polling)</w:t>
+      </w:r>
+      <w:r>
+        <w:t xml:space="preserve"> </w:t>
+      </w:r>
+      <w:r>
+        <w:t xml:space="preserve">and 0.590 (VED), against 0.880, 0.675, 0.723 and 0.775 for ECTA.</w:t>
       </w:r>
     </w:p>
     <w:p>
@@ -270,7 +288,42 @@
         <w:t xml:space="preserve"> </w:t>
       </w:r>
       <w:r>
-        <w:t xml:space="preserve">baseline are given in Supplement S11.</w:t>
+        <w:t xml:space="preserve">baseline are given in Supplement S11. On the full-bus corpus (six vehicles) and VED (381 vehicles)</w:t>
+      </w:r>
+      <w:r>
+        <w:t xml:space="preserve"> </w:t>
+      </w:r>
+      <w:r>
+        <w:t xml:space="preserve">ECTA’s advantage over every non-ECTA baseline is significant at</w:t>
+      </w:r>
+      <w:r>
+        <w:t xml:space="preserve"> </w:t>
+      </w:r>
+      <m:oMath>
+        <m:r>
+          <m:t>p</m:t>
+        </m:r>
+        <m:r>
+          <m:rPr>
+            <m:sty m:val="p"/>
+          </m:rPr>
+          <m:t>≤</m:t>
+        </m:r>
+        <m:r>
+          <m:t>0.001</m:t>
+        </m:r>
+      </m:oMath>
+      <w:r>
+        <w:t xml:space="preserve"> </w:t>
+      </w:r>
+      <w:r>
+        <w:t xml:space="preserve">(the resolution of</w:t>
+      </w:r>
+      <w:r>
+        <w:t xml:space="preserve"> </w:t>
+      </w:r>
+      <w:r>
+        <w:t xml:space="preserve">1 000 resamples); the three-vehicle corpora support no formal test and are reported as indicative.</w:t>
       </w:r>
     </w:p>
     <w:p>
@@ -300,13 +353,19 @@
         <w:t xml:space="preserve">Response.</w:t>
       </w:r>
       <w:r>
-        <w:t xml:space="preserve"> Hyperparameters were fixed before evaluation and are identical across corpora. Supplement S9</w:t>
-      </w:r>
-      <w:r>
-        <w:t xml:space="preserve"> </w:t>
-      </w:r>
-      <w:r>
-        <w:t xml:space="preserve">shows that seven gradient-boosting configurations change the AUROC by at most a few thousandths.</w:t>
+        <w:t xml:space="preserve"> Hyperparameters were fixed before evaluation and are identical across corpora. Across seven</w:t>
+      </w:r>
+      <w:r>
+        <w:t xml:space="preserve"> </w:t>
+      </w:r>
+      <w:r>
+        <w:t xml:space="preserve">gradient-boosting configurations (Supplement S9) the overall AUROC varies by at most 0.004</w:t>
+      </w:r>
+      <w:r>
+        <w:t xml:space="preserve"> </w:t>
+      </w:r>
+      <w:r>
+        <w:t xml:space="preserve">(full-bus), 0.007 (polling) and 0.015 (VED).</w:t>
       </w:r>
     </w:p>
     <w:bookmarkEnd w:id="20"/>
@@ -358,7 +417,13 @@
         <w:t xml:space="preserve"> </w:t>
       </w:r>
       <w:r>
-        <w:t xml:space="preserve">held-out healthy data; low-rate polling tools need multi-trip pooling (Fig. 10).</w:t>
+        <w:t xml:space="preserve">held-out healthy data (0.39 per hour at 95% detection); low-rate polling tools need multi-trip</w:t>
+      </w:r>
+      <w:r>
+        <w:t xml:space="preserve"> </w:t>
+      </w:r>
+      <w:r>
+        <w:t xml:space="preserve">pooling (Fig. 7), after which severe wear is detected per vehicle with AUROC 0.999.</w:t>
       </w:r>
     </w:p>
     <w:p>
@@ -388,7 +453,19 @@
         <w:t xml:space="preserve">Response.</w:t>
       </w:r>
       <w:r>
-        <w:t xml:space="preserve"> Supplement S13 reports 10-, 30- and 60-s windows; the 30-s choice is not critical.</w:t>
+        <w:t xml:space="preserve"> Supplement S13 reports 10-, 30- and 60-s windows (AUROC 0.824, 0.879, 0.911). Detection</w:t>
+      </w:r>
+      <w:r>
+        <w:t xml:space="preserve"> </w:t>
+      </w:r>
+      <w:r>
+        <w:t xml:space="preserve">improves with window length as the physics predicts; the 30-s window is a latency compromise, not</w:t>
+      </w:r>
+      <w:r>
+        <w:t xml:space="preserve"> </w:t>
+      </w:r>
+      <w:r>
+        <w:t xml:space="preserve">the most favourable choice.</w:t>
       </w:r>
     </w:p>
     <w:p>
